--- a/report/Trajectoire_NH3_report.docx
+++ b/report/Trajectoire_NH3_report.docx
@@ -320,7 +320,7 @@
           <w:sz w:val="22"/>
           <w:szCs w:val="22"/>
         </w:rPr>
-        <w:t xml:space="preserve">The Trajectoire experimental platform compares seven cropping systems over two crop rotations (2018–2025). The central question of this work is the effect of a transition to methanization: two systems switch from their original fertilization (coded CTR and MF) to the field application of liquid digestate from anaerobic digestion (coded COM and LOM). The objectives of this report are (i) to build a transparent NH₃ volatilization inventory with both EMEP Tier 2 and ALFAM2; (ii) to translate it into indirect N₂O; (iii) to test how sensitive the results are to the main modelling choices; and (iv) to document every step so the workflow can be reproduced and extended.</w:t>
+        <w:t xml:space="preserve">The Trajectoire experimental platform compares seven cropping systems over two crop rotations (2018–2025). The primary objective of this work, in line with the internship brief, is to quantify and model ammonia volatilization from nitrogen fertilization across these cropping systems — using the EMEP Tier 2 and ALFAM2 approaches, the latter developed at UMR ECOSYS — and to identify its main drivers and the most effective mitigation levers. Within this cross-system assessment, one question is examined in particular detail: how does the transition of two systems from their original fertilization (coded CTR and MF) to field-applied liquid digestate from anaerobic digestion (coded COM and LOM) affect ammonia volatilization? Two extensions then place the results in a wider context — the volatilized nitrogen is translated into indirect N₂O to bridge to a climate metric, and the practical implications for on-farm management are drawn out. Throughout, a sensitivity analysis tests the robustness of the results and every step is documented so that the workflow can be reproduced and extended to other rotations, sites, or fertilizer strategies.</w:t>
       </w:r>
     </w:p>
     <w:p>
@@ -3291,7 +3291,7 @@
           <w:sz w:val="22"/>
           <w:szCs w:val="22"/>
         </w:rPr>
-        <w:t xml:space="preserve">The real ALFAM2 re-run showed that switching those applications to a trailing hose keeps roughly 30 kg of nitrogen per hectare in the soil rather than the air — about 130 kg CO₂-equivalent of avoided indirect N₂O. For the farmer, and for the investors who finance organic and digestate-based fertilizers, this is more than a technical result; it is an investment argument. Every kilogram of ammoniacal nitrogen retained is a kilogram of fertilizer that need not be repurchased: at nitrogen values of the order of one euro per kilogram, retained nitrogen converts directly into profitability per hectare, and the effect compounds across every application and every hectare of a rotation. Higher nutrient-use efficiency lowers the operating cost of each unit of yield; low-emission application simultaneously hedges a tightening regulatory horizon, as broadcast spreading of slurry and digestate is progressively restricted across Europe. And because nitrogen kept in the soil is nitrogen that never becomes indirect N₂O, band application protects the very climate credential that gives methanized fertilizer its market value. Agronomic efficiency and financial return therefore do not compete here — they reinforce one another: band application is the lever that aligns economic return with the decarbonization trajectory, making the efficient practice, the compliant practice and the profitable practice one and the same.</w:t>
+        <w:t xml:space="preserve">The real ALFAM2 re-run showed that switching those applications to a trailing hose keeps roughly 30 kg of nitrogen per hectare in the soil rather than the air — about 130 kg CO₂-equivalent of avoided indirect N₂O. Beyond this environmental benefit, the same lever carries an economic co-benefit. Every kilogram of ammoniacal nitrogen retained is a kilogram of fertilizer that need not be repurchased: at nitrogen values of the order of one euro per kilogram, retained nitrogen adds to profitability per hectare, and the effect compounds across every application and every hectare of a rotation. Higher nutrient-use efficiency lowers the operating cost of each unit of yield; low-emission application simultaneously hedges a tightening regulatory horizon, as broadcast spreading of slurry and digestate is progressively restricted across Europe. And because nitrogen kept in the soil is nitrogen that never becomes indirect N₂O, band application protects the very climate credential that gives methanized fertilizer its market value. Agronomic efficiency and financial return therefore do not compete here — they reinforce one another: band application is the lever that aligns economic return with the decarbonization trajectory, making the efficient practice, the compliant practice and the profitable practice one and the same.</w:t>
       </w:r>
     </w:p>
     <w:p>
@@ -3375,13 +3375,11 @@
       <w:r>
         <w:rPr>
           <w:rFonts w:ascii="Calibri" w:cs="Calibri" w:eastAsia="Calibri" w:hAnsi="Calibri"/>
-          <w:i/>
-          <w:iCs/>
           <w:color w:val="595959"/>
           <w:sz w:val="22"/>
           <w:szCs w:val="22"/>
         </w:rPr>
-        <w:t xml:space="preserve">[ INSERT REPOSITORY LINK HERE — e.g. https://github.com/&lt;user&gt;/trajectoire-nh3 ]</w:t>
+        <w:t xml:space="preserve">https://github.com/yollotl-mumina/ammonia_emissions_GrignonFrance</w:t>
       </w:r>
     </w:p>
     <w:p>
